--- a/装机模拟器模拟赛Ⅰ/自动接线器/自动接线器.docx
+++ b/装机模拟器模拟赛Ⅰ/自动接线器/自动接线器.docx
@@ -266,51 +266,7 @@
           <w:szCs w:val="24"/>
           <w:lang w:eastAsia="zh-CN"/>
         </w:rPr>
-        <w:t>接下来M行，每行两个整数u v表示</w:t>
-      </w:r>
-      <w:r>
-        <w:rPr>
-          <w:rFonts w:hint="default"/>
-          <w:b w:val="0"/>
-          <w:bCs w:val="0"/>
-          <w:sz w:val="24"/>
-          <w:szCs w:val="24"/>
-          <w:lang w:eastAsia="zh-CN"/>
-        </w:rPr>
-        <w:t>有一条线路</w:t>
-      </w:r>
-      <w:r>
-        <w:rPr>
-          <w:rFonts w:hint="default"/>
-          <w:b w:val="0"/>
-          <w:bCs w:val="0"/>
-          <w:sz w:val="24"/>
-          <w:szCs w:val="24"/>
-          <w:lang w:eastAsia="zh-CN"/>
-        </w:rPr>
-        <w:t>连接u端口与v</w:t>
-      </w:r>
-      <w:r>
-        <w:rPr>
-          <w:rFonts w:hint="default"/>
-          <w:b w:val="0"/>
-          <w:bCs w:val="0"/>
-          <w:sz w:val="24"/>
-          <w:szCs w:val="24"/>
-          <w:lang w:eastAsia="zh-CN"/>
-        </w:rPr>
-        <w:t>端口</w:t>
-      </w:r>
-      <w:r>
-        <w:rPr>
-          <w:rFonts w:hint="default"/>
-          <w:b w:val="0"/>
-          <w:bCs w:val="0"/>
-          <w:sz w:val="24"/>
-          <w:szCs w:val="24"/>
-          <w:lang w:eastAsia="zh-CN"/>
-        </w:rPr>
-        <w:t>。保证其中一个属于计算机，另一个属于工作台。</w:t>
+        <w:t>接下来M行，每行两个整数u v表示有一条线路连接u端口与v端口。保证其中一个属于计算机，另一个属于工作台。</w:t>
       </w:r>
     </w:p>
     <w:p>
@@ -327,8 +283,6 @@
           <w:lang w:val="en-US" w:eastAsia="zh-CN"/>
         </w:rPr>
       </w:pPr>
-      <w:bookmarkStart w:id="6" w:name="_GoBack"/>
-      <w:bookmarkEnd w:id="6"/>
     </w:p>
     <w:bookmarkEnd w:id="3"/>
     <w:p>
@@ -486,8 +440,21 @@
           <w:szCs w:val="24"/>
           <w:lang w:eastAsia="zh-CN"/>
         </w:rPr>
-        <w:t>6 6</w:t>
-      </w:r>
+        <w:t xml:space="preserve">6 </w:t>
+      </w:r>
+      <w:r>
+        <w:rPr>
+          <w:rFonts w:hint="default"/>
+          <w:b w:val="0"/>
+          <w:bCs w:val="0"/>
+          <w:sz w:val="24"/>
+          <w:szCs w:val="24"/>
+          <w:lang w:eastAsia="zh-CN"/>
+        </w:rPr>
+        <w:t>5</w:t>
+      </w:r>
+      <w:bookmarkStart w:id="6" w:name="_GoBack"/>
+      <w:bookmarkEnd w:id="6"/>
     </w:p>
     <w:p>
       <w:pPr>

--- a/装机模拟器模拟赛Ⅰ/自动接线器/自动接线器.docx
+++ b/装机模拟器模拟赛Ⅰ/自动接线器/自动接线器.docx
@@ -349,6 +349,19 @@
         </w:rPr>
         <w:t>第一行一个整数Cnt表示最少需要的连接器数量</w:t>
       </w:r>
+      <w:r>
+        <w:rPr>
+          <w:rFonts w:hint="default"/>
+          <w:b w:val="0"/>
+          <w:bCs w:val="0"/>
+          <w:sz w:val="24"/>
+          <w:szCs w:val="24"/>
+          <w:lang w:eastAsia="zh-CN"/>
+        </w:rPr>
+        <w:t>。</w:t>
+      </w:r>
+      <w:bookmarkStart w:id="6" w:name="_GoBack"/>
+      <w:bookmarkEnd w:id="6"/>
     </w:p>
     <w:p>
       <w:pPr>
@@ -373,6 +386,17 @@
           <w:lang w:eastAsia="zh-CN"/>
         </w:rPr>
         <w:t>接下来一行Cnt个用空格隔开的整数表示选择的连接器</w:t>
+      </w:r>
+      <w:r>
+        <w:rPr>
+          <w:rFonts w:hint="default"/>
+          <w:b w:val="0"/>
+          <w:bCs w:val="0"/>
+          <w:sz w:val="24"/>
+          <w:szCs w:val="24"/>
+          <w:lang w:eastAsia="zh-CN"/>
+        </w:rPr>
+        <w:t>。</w:t>
       </w:r>
     </w:p>
     <w:p>
@@ -440,21 +464,8 @@
           <w:szCs w:val="24"/>
           <w:lang w:eastAsia="zh-CN"/>
         </w:rPr>
-        <w:t xml:space="preserve">6 </w:t>
-      </w:r>
-      <w:r>
-        <w:rPr>
-          <w:rFonts w:hint="default"/>
-          <w:b w:val="0"/>
-          <w:bCs w:val="0"/>
-          <w:sz w:val="24"/>
-          <w:szCs w:val="24"/>
-          <w:lang w:eastAsia="zh-CN"/>
-        </w:rPr>
-        <w:t>5</w:t>
-      </w:r>
-      <w:bookmarkStart w:id="6" w:name="_GoBack"/>
-      <w:bookmarkEnd w:id="6"/>
+        <w:t>6 5</w:t>
+      </w:r>
     </w:p>
     <w:p>
       <w:pPr>

--- a/装机模拟器模拟赛Ⅰ/自动接线器/自动接线器.docx
+++ b/装机模拟器模拟赛Ⅰ/自动接线器/自动接线器.docx
@@ -326,42 +326,52 @@
     </w:p>
     <w:p>
       <w:pPr>
-        <w:ind w:firstLine="420" w:firstLineChars="0"/>
-        <w:jc w:val="both"/>
-        <w:rPr>
-          <w:rFonts w:hint="default"/>
-          <w:b w:val="0"/>
-          <w:bCs w:val="0"/>
-          <w:sz w:val="24"/>
-          <w:szCs w:val="24"/>
-          <w:lang w:eastAsia="zh-CN"/>
+        <w:jc w:val="both"/>
+        <w:rPr>
+          <w:rFonts w:hint="default"/>
+          <w:b w:val="0"/>
+          <w:bCs w:val="0"/>
+          <w:sz w:val="24"/>
+          <w:szCs w:val="24"/>
+          <w:lang w:val="en-US" w:eastAsia="zh-CN"/>
         </w:rPr>
       </w:pPr>
       <w:bookmarkStart w:id="4" w:name="OLE_LINK6"/>
       <w:r>
         <w:rPr>
-          <w:rFonts w:hint="default"/>
-          <w:b w:val="0"/>
-          <w:bCs w:val="0"/>
-          <w:sz w:val="24"/>
-          <w:szCs w:val="24"/>
-          <w:lang w:eastAsia="zh-CN"/>
-        </w:rPr>
-        <w:t>第一行一个整数Cnt表示最少需要的连接器数量</w:t>
-      </w:r>
-      <w:r>
-        <w:rPr>
-          <w:rFonts w:hint="default"/>
-          <w:b w:val="0"/>
-          <w:bCs w:val="0"/>
-          <w:sz w:val="24"/>
-          <w:szCs w:val="24"/>
-          <w:lang w:eastAsia="zh-CN"/>
-        </w:rPr>
-        <w:t>。</w:t>
+          <w:rFonts w:hint="eastAsia"/>
+          <w:b w:val="0"/>
+          <w:bCs w:val="0"/>
+          <w:sz w:val="24"/>
+          <w:szCs w:val="24"/>
+          <w:lang w:val="en-US" w:eastAsia="zh-CN"/>
+        </w:rPr>
+        <w:tab/>
       </w:r>
       <w:bookmarkStart w:id="6" w:name="_GoBack"/>
       <w:bookmarkEnd w:id="6"/>
+      <w:r>
+        <w:rPr>
+          <w:rFonts w:hint="default"/>
+          <w:b w:val="0"/>
+          <w:bCs w:val="0"/>
+          <w:sz w:val="24"/>
+          <w:szCs w:val="24"/>
+          <w:lang w:eastAsia="zh-CN"/>
+        </w:rPr>
+        <w:t>一行一个整数Cnt表示最少需要的连接器数量。</w:t>
+      </w:r>
+      <w:r>
+        <w:rPr>
+          <w:rFonts w:hint="eastAsia"/>
+          <w:b w:val="0"/>
+          <w:bCs w:val="0"/>
+          <w:sz w:val="24"/>
+          <w:szCs w:val="24"/>
+          <w:lang w:val="en-US" w:eastAsia="zh-CN"/>
+        </w:rPr>
+        <w:t xml:space="preserve"> </w:t>
+      </w:r>
     </w:p>
     <w:p>
       <w:pPr>
@@ -385,18 +395,7 @@
           <w:szCs w:val="24"/>
           <w:lang w:eastAsia="zh-CN"/>
         </w:rPr>
-        <w:t>接下来一行Cnt个用空格隔开的整数表示选择的连接器</w:t>
-      </w:r>
-      <w:r>
-        <w:rPr>
-          <w:rFonts w:hint="default"/>
-          <w:b w:val="0"/>
-          <w:bCs w:val="0"/>
-          <w:sz w:val="24"/>
-          <w:szCs w:val="24"/>
-          <w:lang w:eastAsia="zh-CN"/>
-        </w:rPr>
-        <w:t>。</w:t>
+        <w:t>接下来一行Cnt个用空格隔开的整数表示选择的连接器。</w:t>
       </w:r>
     </w:p>
     <w:p>
@@ -707,19 +706,41 @@
         </w:rPr>
       </w:pPr>
       <w:bookmarkStart w:id="5" w:name="OLE_LINK9"/>
-    </w:p>
-    <w:p>
-      <w:pPr>
-        <w:jc w:val="both"/>
-        <w:rPr>
-          <w:rFonts w:hint="eastAsia"/>
-          <w:b w:val="0"/>
-          <w:bCs w:val="0"/>
-          <w:sz w:val="24"/>
-          <w:szCs w:val="24"/>
-          <w:lang w:val="en-US" w:eastAsia="zh-CN"/>
-        </w:rPr>
-      </w:pPr>
+      <w:r>
+        <w:rPr>
+          <w:rFonts w:hint="eastAsia"/>
+          <w:b w:val="0"/>
+          <w:bCs w:val="0"/>
+          <w:sz w:val="24"/>
+          <w:szCs w:val="24"/>
+          <w:lang w:val="en-US" w:eastAsia="zh-CN"/>
+        </w:rPr>
+        <w:t>3</w:t>
+      </w:r>
+    </w:p>
+    <w:p>
+      <w:pPr>
+        <w:jc w:val="both"/>
+        <w:rPr>
+          <w:rFonts w:hint="eastAsia"/>
+          <w:b w:val="0"/>
+          <w:bCs w:val="0"/>
+          <w:sz w:val="24"/>
+          <w:szCs w:val="24"/>
+          <w:lang w:val="en-US" w:eastAsia="zh-CN"/>
+        </w:rPr>
+      </w:pPr>
+      <w:r>
+        <w:rPr>
+          <w:rFonts w:hint="eastAsia"/>
+          <w:b w:val="0"/>
+          <w:bCs w:val="0"/>
+          <w:sz w:val="24"/>
+          <w:szCs w:val="24"/>
+          <w:lang w:val="en-US" w:eastAsia="zh-CN"/>
+        </w:rPr>
+        <w:t>1 3 6</w:t>
+      </w:r>
     </w:p>
     <w:p>
       <w:pPr>
@@ -1154,7 +1175,7 @@
   <a:themeElements>
     <a:clrScheme name="Office">
       <a:dk1>
-        <a:sysClr val="windowText" lastClr="4C4C4C"/>
+        <a:sysClr val="windowText" lastClr="000000"/>
       </a:dk1>
       <a:lt1>
         <a:sysClr val="window" lastClr="FFFFFF"/>
